--- a/kikakusho/kikakusho-project/clients/新日本リプラス/out/絵コンテ_企画001_求人訴求_営業_新日本リプラス.docx
+++ b/kikakusho/kikakusho-project/clients/新日本リプラス/out/絵コンテ_企画001_求人訴求_営業_新日本リプラス.docx
@@ -29,7 +29,7 @@
           <w:sz w:val="28"/>
           <w:szCs w:val="28"/>
         </w:rPr>
-        <w:t xml:space="preserve">「売る」じゃなくて「買い取る」営業</w:t>
+        <w:t xml:space="preserve">営業なのに、お金を払う側です</w:t>
       </w:r>
     </w:p>
     <w:p>
@@ -42,7 +42,7 @@
           <w:sz w:val="19"/>
           <w:szCs w:val="19"/>
         </w:rPr>
-        <w:t xml:space="preserve">想定34秒 12カット 縦型9:16 求人訴求(場面転換を多く)</w:t>
+        <w:t xml:space="preserve">想定33秒 12カット 縦型9:16 求人訴求(大きい文字+場面転換)</w:t>
       </w:r>
     </w:p>
     <w:p>
@@ -71,7 +71,7 @@
           <w:sz w:val="19"/>
           <w:szCs w:val="19"/>
         </w:rPr>
-        <w:t xml:space="preserve">動画名:求人訴求(現場を歩きながら話す・TikTok)</w:t>
+        <w:t xml:space="preserve">動画名:営業職の求人訴求(大きい文字で数字を見せる・TikTok)</w:t>
       </w:r>
     </w:p>
     <w:p>
@@ -84,7 +84,7 @@
           <w:sz w:val="19"/>
           <w:szCs w:val="19"/>
         </w:rPr>
-        <w:t xml:space="preserve">リンク:https://vt.tiktok.com/ZSg91jqXn/</w:t>
+        <w:t xml:space="preserve">リンク:TikTok 動画ID 7502385785946033416【URLを記入】</w:t>
       </w:r>
     </w:p>
     <w:p>
@@ -155,7 +155,7 @@
           <w:sz w:val="19"/>
           <w:szCs w:val="19"/>
         </w:rPr>
-        <w:t xml:space="preserve">営業社員2〜3名(未定)。1人1〜2カットずつ話す。</w:t>
+        <w:t xml:space="preserve">営業社員1〜2名(未定)。メインの1人が話し、もう1人は作業カットに出る。</w:t>
       </w:r>
     </w:p>
     <w:p>
@@ -184,7 +184,7 @@
           <w:sz w:val="19"/>
           <w:szCs w:val="19"/>
         </w:rPr>
-        <w:t xml:space="preserve">2〜3秒ごとに場所を変える。歩きながら話すカットと、止まって話すカットを混ぜる。動作の前後を約1秒ずつ余分に撮る。</w:t>
+        <w:t xml:space="preserve">2〜3秒ごとに場所を変える。歩きながら話すカットと、止まって話すカットを混ぜる。動作の前後を約1秒ずつ余分に撮る。数字のカットは、止まってカメラ正面で撮る。</w:t>
       </w:r>
     </w:p>
     <w:p>
@@ -213,7 +213,7 @@
           <w:sz w:val="19"/>
           <w:szCs w:val="19"/>
         </w:rPr>
-        <w:t xml:space="preserve">スマホ、ジンバル、ピンマイク。会社の名刺や見積書(中身は映さない)。</w:t>
+        <w:t xml:space="preserve">スマホ、ジンバル、ピンマイク。会社の電話、見積書(中身は映さない)。</w:t>
       </w:r>
     </w:p>
     <w:p>
@@ -242,7 +242,7 @@
           <w:sz w:val="19"/>
           <w:szCs w:val="19"/>
         </w:rPr>
-        <w:t xml:space="preserve">1カット2〜3秒。テロップは大きく、1行で出す。最後に求人の案内を固定で出す。</w:t>
+        <w:t xml:space="preserve">数字と強い言葉は、画面いっぱいの大きな文字で出す(参考動画と同じ)。1カット2〜3秒。最後に求人の案内を固定で出す。</w:t>
       </w:r>
     </w:p>
     <w:p>
@@ -271,7 +271,7 @@
           <w:sz w:val="20"/>
           <w:szCs w:val="20"/>
         </w:rPr>
-        <w:t xml:space="preserve">C-01　営業経験、活かしたい人!</w:t>
+        <w:t xml:space="preserve">C-01　営業やってる人、ちょっと聞いてください</w:t>
       </w:r>
     </w:p>
     <w:p>
@@ -284,7 +284,7 @@
           <w:sz w:val="20"/>
           <w:szCs w:val="20"/>
         </w:rPr>
-        <w:t xml:space="preserve">C-02　ちょっとだけ見てください</w:t>
+        <w:t xml:space="preserve">C-01　テロップ:営業なのに お金を払う側</w:t>
       </w:r>
     </w:p>
     <w:p>
@@ -297,7 +297,7 @@
           <w:sz w:val="20"/>
           <w:szCs w:val="20"/>
         </w:rPr>
-        <w:t xml:space="preserve">C-03　東京・日暮里に本社がある、新日本リプラスです</w:t>
+        <w:t xml:space="preserve">C-02　うちの営業は、売りません</w:t>
       </w:r>
     </w:p>
     <w:p>
@@ -310,7 +310,7 @@
           <w:sz w:val="20"/>
           <w:szCs w:val="20"/>
         </w:rPr>
-        <w:t xml:space="preserve">C-04　うちの営業は「売る」じゃなくて「買い取る」</w:t>
+        <w:t xml:space="preserve">C-03　お客さんの、いらなくなったパレットやケースを</w:t>
       </w:r>
     </w:p>
     <w:p>
@@ -323,7 +323,7 @@
           <w:sz w:val="20"/>
           <w:szCs w:val="20"/>
         </w:rPr>
-        <w:t xml:space="preserve">C-04　テロップ:売らない。買い取る。</w:t>
+        <w:t xml:space="preserve">C-03　買い取ります</w:t>
       </w:r>
     </w:p>
     <w:p>
@@ -336,7 +336,7 @@
           <w:sz w:val="20"/>
           <w:szCs w:val="20"/>
         </w:rPr>
-        <w:t xml:space="preserve">C-05　いらなくなったパレットやケースを、買い取る提案をします</w:t>
+        <w:t xml:space="preserve">C-03　テロップ:売らない。買い取る。</w:t>
       </w:r>
     </w:p>
     <w:p>
@@ -349,7 +349,7 @@
           <w:sz w:val="20"/>
           <w:szCs w:val="20"/>
         </w:rPr>
-        <w:t xml:space="preserve">C-06　お客さんはコストが下がるから、感謝されるんです</w:t>
+        <w:t xml:space="preserve">C-04　お客さんはコストが下がる。だから「ありがとう」って言われる営業です</w:t>
       </w:r>
     </w:p>
     <w:p>
@@ -362,7 +362,7 @@
           <w:sz w:val="20"/>
           <w:szCs w:val="20"/>
         </w:rPr>
-        <w:t xml:space="preserve">C-07　一度開拓したお客さんは、定期的に回収に行く取引先になります</w:t>
+        <w:t xml:space="preserve">C-05　一度決まったら、定期的に回収に行くお客さんになる</w:t>
       </w:r>
     </w:p>
     <w:p>
@@ -375,7 +375,7 @@
           <w:sz w:val="20"/>
           <w:szCs w:val="20"/>
         </w:rPr>
-        <w:t xml:space="preserve">C-07　テロップ:開拓が、積み上がる</w:t>
+        <w:t xml:space="preserve">C-06　だから、毎月ゼロからじゃない</w:t>
       </w:r>
     </w:p>
     <w:p>
@@ -388,7 +388,7 @@
           <w:sz w:val="20"/>
           <w:szCs w:val="20"/>
         </w:rPr>
-        <w:t xml:space="preserve">C-08　回収は専任のドライバーチームが担当。営業は商談に集中できます</w:t>
+        <w:t xml:space="preserve">C-06　テロップ:開拓が、積み上がる</w:t>
       </w:r>
     </w:p>
     <w:p>
@@ -401,7 +401,7 @@
           <w:sz w:val="20"/>
           <w:szCs w:val="20"/>
         </w:rPr>
-        <w:t xml:space="preserve">C-09　取引実績は3,000社以上</w:t>
+        <w:t xml:space="preserve">C-07　同じ会社の、別の拠点を紹介されることも多いです</w:t>
       </w:r>
     </w:p>
     <w:p>
@@ -414,7 +414,7 @@
           <w:sz w:val="20"/>
           <w:szCs w:val="20"/>
         </w:rPr>
-        <w:t xml:space="preserve">C-09　テロップ:取引実績3,000社以上</w:t>
+        <w:t xml:space="preserve">C-08　取引実績は3,000社以上</w:t>
       </w:r>
     </w:p>
     <w:p>
@@ -427,7 +427,7 @@
           <w:sz w:val="20"/>
           <w:szCs w:val="20"/>
         </w:rPr>
-        <w:t xml:space="preserve">C-10　土日祝休みで、年間休日は123日</w:t>
+        <w:t xml:space="preserve">C-08　テロップ:取引実績 3,000社以上</w:t>
       </w:r>
     </w:p>
     <w:p>
@@ -440,7 +440,7 @@
           <w:sz w:val="20"/>
           <w:szCs w:val="20"/>
         </w:rPr>
-        <w:t xml:space="preserve">C-10　テロップ:土日祝休み/年間休日123日</w:t>
+        <w:t xml:space="preserve">C-08　テロップ:物流資材リサイクル率 全国シェア13.2%(自社調べ)</w:t>
       </w:r>
     </w:p>
     <w:p>
@@ -453,7 +453,7 @@
           <w:sz w:val="20"/>
           <w:szCs w:val="20"/>
         </w:rPr>
-        <w:t xml:space="preserve">C-11　月給は25万円以上。経験と能力で決めます</w:t>
+        <w:t xml:space="preserve">C-09　仙台から九州まで対応できる同業は、ほとんどいません</w:t>
       </w:r>
     </w:p>
     <w:p>
@@ -466,7 +466,59 @@
           <w:sz w:val="20"/>
           <w:szCs w:val="20"/>
         </w:rPr>
-        <w:t xml:space="preserve">C-12　ちょっとでも興味があれば、プロフィールのリンクから!</w:t>
+        <w:t xml:space="preserve">C-10　休みは土日祝。年間123日</w:t>
+      </w:r>
+    </w:p>
+    <w:p>
+      <w:pPr>
+        <w:spacing w:after="30" w:before="0"/>
+      </w:pPr>
+      <w:r>
+        <w:rPr>
+          <w:rFonts w:ascii="Noto Sans CJK JP" w:cs="Noto Sans CJK JP" w:eastAsia="Noto Sans CJK JP" w:hAnsi="Noto Sans CJK JP"/>
+          <w:sz w:val="20"/>
+          <w:szCs w:val="20"/>
+        </w:rPr>
+        <w:t xml:space="preserve">C-10　テロップ:年間休日 123日</w:t>
+      </w:r>
+    </w:p>
+    <w:p>
+      <w:pPr>
+        <w:spacing w:after="30" w:before="0"/>
+      </w:pPr>
+      <w:r>
+        <w:rPr>
+          <w:rFonts w:ascii="Noto Sans CJK JP" w:cs="Noto Sans CJK JP" w:eastAsia="Noto Sans CJK JP" w:hAnsi="Noto Sans CJK JP"/>
+          <w:sz w:val="20"/>
+          <w:szCs w:val="20"/>
+        </w:rPr>
+        <w:t xml:space="preserve">C-11　月給25万円以上。賞与は年1回</w:t>
+      </w:r>
+    </w:p>
+    <w:p>
+      <w:pPr>
+        <w:spacing w:after="30" w:before="0"/>
+      </w:pPr>
+      <w:r>
+        <w:rPr>
+          <w:rFonts w:ascii="Noto Sans CJK JP" w:cs="Noto Sans CJK JP" w:eastAsia="Noto Sans CJK JP" w:hAnsi="Noto Sans CJK JP"/>
+          <w:sz w:val="20"/>
+          <w:szCs w:val="20"/>
+        </w:rPr>
+        <w:t xml:space="preserve">C-11　テロップ:月給25万円以上</w:t>
+      </w:r>
+    </w:p>
+    <w:p>
+      <w:pPr>
+        <w:spacing w:after="30" w:before="0"/>
+      </w:pPr>
+      <w:r>
+        <w:rPr>
+          <w:rFonts w:ascii="Noto Sans CJK JP" w:cs="Noto Sans CJK JP" w:eastAsia="Noto Sans CJK JP" w:hAnsi="Noto Sans CJK JP"/>
+          <w:sz w:val="20"/>
+          <w:szCs w:val="20"/>
+        </w:rPr>
+        <w:t xml:space="preserve">C-12　営業経験があれば、業界は問いません。プロフィールのリンクから!</w:t>
       </w:r>
     </w:p>
     <w:p>
@@ -534,7 +586,7 @@
           <w:sz w:val="19"/>
           <w:szCs w:val="19"/>
         </w:rPr>
-        <w:t xml:space="preserve">・営業が取引先を訪問するカットを撮ってよいか(仮案)。だめなら、本社前や社用車の前で撮る。</w:t>
+        <w:t xml:space="preserve">・営業が取引先を訪問するカットを撮ってよいか(仮案)。だめなら、本社や工場で撮る。</w:t>
       </w:r>
     </w:p>
     <w:p>
@@ -547,7 +599,20 @@
           <w:sz w:val="19"/>
           <w:szCs w:val="19"/>
         </w:rPr>
-        <w:t xml:space="preserve">・月給は「25万円以上」と出してよいか。</w:t>
+        <w:t xml:space="preserve">・「全国シェア13.2%」は自社調べ。動画では「自社調べ」の小さい文字を必ず出す。</w:t>
+      </w:r>
+    </w:p>
+    <w:p>
+      <w:pPr>
+        <w:spacing w:after="40" w:before="0" w:line="260"/>
+      </w:pPr>
+      <w:r>
+        <w:rPr>
+          <w:rFonts w:ascii="Noto Sans CJK JP" w:cs="Noto Sans CJK JP" w:eastAsia="Noto Sans CJK JP" w:hAnsi="Noto Sans CJK JP"/>
+          <w:sz w:val="19"/>
+          <w:szCs w:val="19"/>
+        </w:rPr>
+        <w:t xml:space="preserve">・「仙台から九州まで対応できる同業はほとんどない」は原稿の表現。言ってよいか確認。</w:t>
       </w:r>
     </w:p>
     <w:p>
@@ -564,7 +629,7 @@
           <w:sz w:val="22"/>
           <w:szCs w:val="22"/>
         </w:rPr>
-        <w:t xml:space="preserve">企画001 「売る」じゃなくて「買い取る」営業 C-01〜C-03</w:t>
+        <w:t xml:space="preserve">企画001 営業なのに、お金を払う側です C-01〜C-03</w:t>
       </w:r>
     </w:p>
     <w:tbl>
@@ -813,7 +878,7 @@
                 <w:sz w:val="20"/>
                 <w:szCs w:val="20"/>
               </w:rPr>
-              <w:t xml:space="preserve">場所:本社の前</w:t>
+              <w:t xml:space="preserve">場所:本社の中(白い壁の前)</w:t>
             </w:r>
           </w:p>
           <w:p>
@@ -826,7 +891,7 @@
                 <w:sz w:val="20"/>
                 <w:szCs w:val="20"/>
               </w:rPr>
-              <w:t xml:space="preserve">社員Aが歩いてカメラに近づく。</w:t>
+              <w:t xml:space="preserve">正面で、手を挙げて話し始める。</w:t>
             </w:r>
           </w:p>
           <w:p>
@@ -865,12 +930,27 @@
             <w:r>
               <w:rPr>
                 <w:rFonts w:ascii="Noto Sans CJK JP" w:cs="Noto Sans CJK JP" w:eastAsia="Noto Sans CJK JP" w:hAnsi="Noto Sans CJK JP"/>
+                <w:b w:val="false"/>
+                <w:bCs w:val="false"/>
+                <w:sz w:val="20"/>
+                <w:szCs w:val="20"/>
+              </w:rPr>
+              <w:t xml:space="preserve">セリフ:営業やってる人、ちょっと聞いてください</w:t>
+            </w:r>
+          </w:p>
+          <w:p>
+            <w:pPr>
+              <w:spacing w:after="40" w:before="0" w:line="280"/>
+            </w:pPr>
+            <w:r>
+              <w:rPr>
+                <w:rFonts w:ascii="Noto Sans CJK JP" w:cs="Noto Sans CJK JP" w:eastAsia="Noto Sans CJK JP" w:hAnsi="Noto Sans CJK JP"/>
                 <w:b/>
                 <w:bCs/>
                 <w:sz w:val="22"/>
                 <w:szCs w:val="22"/>
               </w:rPr>
-              <w:t xml:space="preserve">セリフ:営業経験、活かしたい人!</w:t>
+              <w:t xml:space="preserve">テロップ:営業なのに お金を払う側</w:t>
             </w:r>
           </w:p>
         </w:tc>
@@ -1086,7 +1166,7 @@
                 <w:sz w:val="20"/>
                 <w:szCs w:val="20"/>
               </w:rPr>
-              <w:t xml:space="preserve">場所:本社の前</w:t>
+              <w:t xml:space="preserve">場所:本社の中</w:t>
             </w:r>
           </w:p>
           <w:p>
@@ -1099,7 +1179,7 @@
                 <w:sz w:val="20"/>
                 <w:szCs w:val="20"/>
               </w:rPr>
-              <w:t xml:space="preserve">社員Aがカメラを指さす。</w:t>
+              <w:t xml:space="preserve">一歩前に出る。</w:t>
             </w:r>
           </w:p>
           <w:p>
@@ -1113,7 +1193,7 @@
                 <w:sz w:val="18"/>
                 <w:szCs w:val="18"/>
               </w:rPr>
-              <w:t xml:space="preserve">参考動画 0:02</w:t>
+              <w:t xml:space="preserve">参考動画 0:01</w:t>
             </w:r>
           </w:p>
           <w:p>
@@ -1143,7 +1223,7 @@
                 <w:sz w:val="20"/>
                 <w:szCs w:val="20"/>
               </w:rPr>
-              <w:t xml:space="preserve">セリフ:ちょっとだけ見てください</w:t>
+              <w:t xml:space="preserve">セリフ:うちの営業は、売りません</w:t>
             </w:r>
           </w:p>
         </w:tc>
@@ -1359,7 +1439,7 @@
                 <w:sz w:val="20"/>
                 <w:szCs w:val="20"/>
               </w:rPr>
-              <w:t xml:space="preserve">場所:本社前の歩道</w:t>
+              <w:t xml:space="preserve">場所:工場のパレット置き場</w:t>
             </w:r>
           </w:p>
           <w:p>
@@ -1372,7 +1452,7 @@
                 <w:sz w:val="20"/>
                 <w:szCs w:val="20"/>
               </w:rPr>
-              <w:t xml:space="preserve">歩きながら話す。後ろに日暮里の街並み。</w:t>
+              <w:t xml:space="preserve">パレットの山の前に立つ。</w:t>
             </w:r>
           </w:p>
           <w:p>
@@ -1416,7 +1496,37 @@
                 <w:sz w:val="20"/>
                 <w:szCs w:val="20"/>
               </w:rPr>
-              <w:t xml:space="preserve">セリフ:東京・日暮里に本社がある、新日本リプラスです</w:t>
+              <w:t xml:space="preserve">セリフ:お客さんの、いらなくなったパレットやケースを</w:t>
+            </w:r>
+          </w:p>
+          <w:p>
+            <w:pPr>
+              <w:spacing w:after="40" w:before="0" w:line="280"/>
+            </w:pPr>
+            <w:r>
+              <w:rPr>
+                <w:rFonts w:ascii="Noto Sans CJK JP" w:cs="Noto Sans CJK JP" w:eastAsia="Noto Sans CJK JP" w:hAnsi="Noto Sans CJK JP"/>
+                <w:b/>
+                <w:bCs/>
+                <w:sz w:val="22"/>
+                <w:szCs w:val="22"/>
+              </w:rPr>
+              <w:t xml:space="preserve">セリフ:買い取ります</w:t>
+            </w:r>
+          </w:p>
+          <w:p>
+            <w:pPr>
+              <w:spacing w:after="40" w:before="0" w:line="280"/>
+            </w:pPr>
+            <w:r>
+              <w:rPr>
+                <w:rFonts w:ascii="Noto Sans CJK JP" w:cs="Noto Sans CJK JP" w:eastAsia="Noto Sans CJK JP" w:hAnsi="Noto Sans CJK JP"/>
+                <w:b/>
+                <w:bCs/>
+                <w:sz w:val="22"/>
+                <w:szCs w:val="22"/>
+              </w:rPr>
+              <w:t xml:space="preserve">テロップ:売らない。買い取る。</w:t>
             </w:r>
           </w:p>
         </w:tc>
@@ -1522,7 +1632,7 @@
           <w:sz w:val="22"/>
           <w:szCs w:val="22"/>
         </w:rPr>
-        <w:t xml:space="preserve">企画001 「売る」じゃなくて「買い取る」営業 C-04〜C-06</w:t>
+        <w:t xml:space="preserve">企画001 営業なのに、お金を払う側です C-04〜C-06</w:t>
       </w:r>
     </w:p>
     <w:tbl>
@@ -1771,7 +1881,7 @@
                 <w:sz w:val="20"/>
                 <w:szCs w:val="20"/>
               </w:rPr>
-              <w:t xml:space="preserve">場所:パレットの置き場(工場)</w:t>
+              <w:t xml:space="preserve">場所:本社の外</w:t>
             </w:r>
           </w:p>
           <w:p>
@@ -1784,7 +1894,7 @@
                 <w:sz w:val="20"/>
                 <w:szCs w:val="20"/>
               </w:rPr>
-              <w:t xml:space="preserve">パレットの前に立って話す。</w:t>
+              <w:t xml:space="preserve">電話しながら歩く。</w:t>
             </w:r>
           </w:p>
           <w:p>
@@ -1828,22 +1938,7 @@
                 <w:sz w:val="20"/>
                 <w:szCs w:val="20"/>
               </w:rPr>
-              <w:t xml:space="preserve">セリフ:うちの営業は「売る」じゃなくて「買い取る」</w:t>
-            </w:r>
-          </w:p>
-          <w:p>
-            <w:pPr>
-              <w:spacing w:after="40" w:before="0" w:line="280"/>
-            </w:pPr>
-            <w:r>
-              <w:rPr>
-                <w:rFonts w:ascii="Noto Sans CJK JP" w:cs="Noto Sans CJK JP" w:eastAsia="Noto Sans CJK JP" w:hAnsi="Noto Sans CJK JP"/>
-                <w:b/>
-                <w:bCs/>
-                <w:sz w:val="22"/>
-                <w:szCs w:val="22"/>
-              </w:rPr>
-              <w:t xml:space="preserve">テロップ:売らない。買い取る。</w:t>
+              <w:t xml:space="preserve">セリフ:お客さんはコストが下がる。だから「ありがとう」って言われる営業です</w:t>
             </w:r>
           </w:p>
         </w:tc>
@@ -2059,7 +2154,7 @@
                 <w:sz w:val="20"/>
                 <w:szCs w:val="20"/>
               </w:rPr>
-              <w:t xml:space="preserve">場所:パレットの置き場(工場)</w:t>
+              <w:t xml:space="preserve">場所:本社の机</w:t>
             </w:r>
           </w:p>
           <w:p>
@@ -2072,7 +2167,7 @@
                 <w:sz w:val="20"/>
                 <w:szCs w:val="20"/>
               </w:rPr>
-              <w:t xml:space="preserve">パレットを手でたたいて見せる。</w:t>
+              <w:t xml:space="preserve">見積書を手で示す(中身はぼかす)。</w:t>
             </w:r>
           </w:p>
           <w:p>
@@ -2086,7 +2181,7 @@
                 <w:sz w:val="18"/>
                 <w:szCs w:val="18"/>
               </w:rPr>
-              <w:t xml:space="preserve">参考動画 0:14</w:t>
+              <w:t xml:space="preserve">参考動画 0:08</w:t>
             </w:r>
           </w:p>
           <w:p>
@@ -2116,7 +2211,7 @@
                 <w:sz w:val="20"/>
                 <w:szCs w:val="20"/>
               </w:rPr>
-              <w:t xml:space="preserve">セリフ:いらなくなったパレットやケースを、買い取る提案をします</w:t>
+              <w:t xml:space="preserve">セリフ:一度決まったら、定期的に回収に行くお客さんになる</w:t>
             </w:r>
           </w:p>
         </w:tc>
@@ -2332,7 +2427,7 @@
                 <w:sz w:val="20"/>
                 <w:szCs w:val="20"/>
               </w:rPr>
-              <w:t xml:space="preserve">場所:社用車の前</w:t>
+              <w:t xml:space="preserve">場所:本社の机</w:t>
             </w:r>
           </w:p>
           <w:p>
@@ -2345,7 +2440,7 @@
                 <w:sz w:val="20"/>
                 <w:szCs w:val="20"/>
               </w:rPr>
-              <w:t xml:space="preserve">社員Bに切りかえ。</w:t>
+              <w:t xml:space="preserve">指を1本立てる。</w:t>
             </w:r>
           </w:p>
           <w:p>
@@ -2389,7 +2484,22 @@
                 <w:sz w:val="20"/>
                 <w:szCs w:val="20"/>
               </w:rPr>
-              <w:t xml:space="preserve">セリフ:お客さんはコストが下がるから、感謝されるんです</w:t>
+              <w:t xml:space="preserve">セリフ:だから、毎月ゼロからじゃない</w:t>
+            </w:r>
+          </w:p>
+          <w:p>
+            <w:pPr>
+              <w:spacing w:after="40" w:before="0" w:line="280"/>
+            </w:pPr>
+            <w:r>
+              <w:rPr>
+                <w:rFonts w:ascii="Noto Sans CJK JP" w:cs="Noto Sans CJK JP" w:eastAsia="Noto Sans CJK JP" w:hAnsi="Noto Sans CJK JP"/>
+                <w:b/>
+                <w:bCs/>
+                <w:sz w:val="22"/>
+                <w:szCs w:val="22"/>
+              </w:rPr>
+              <w:t xml:space="preserve">テロップ:開拓が、積み上がる</w:t>
             </w:r>
           </w:p>
         </w:tc>
@@ -2495,7 +2605,7 @@
           <w:sz w:val="22"/>
           <w:szCs w:val="22"/>
         </w:rPr>
-        <w:t xml:space="preserve">企画001 「売る」じゃなくて「買い取る」営業 C-07〜C-09</w:t>
+        <w:t xml:space="preserve">企画001 営業なのに、お金を払う側です C-07〜C-09</w:t>
       </w:r>
     </w:p>
     <w:tbl>
@@ -2744,7 +2854,7 @@
                 <w:sz w:val="20"/>
                 <w:szCs w:val="20"/>
               </w:rPr>
-              <w:t xml:space="preserve">場所:工場の中(粉砕の機械を背景に)</w:t>
+              <w:t xml:space="preserve">場所:本社の机</w:t>
             </w:r>
           </w:p>
           <w:p>
@@ -2757,7 +2867,7 @@
                 <w:sz w:val="20"/>
                 <w:szCs w:val="20"/>
               </w:rPr>
-              <w:t xml:space="preserve">社員Bが機械の前で話す。</w:t>
+              <w:t xml:space="preserve">うなずく。</w:t>
             </w:r>
           </w:p>
           <w:p>
@@ -2771,7 +2881,7 @@
                 <w:sz w:val="18"/>
                 <w:szCs w:val="18"/>
               </w:rPr>
-              <w:t xml:space="preserve">参考動画 0:12</w:t>
+              <w:t xml:space="preserve">参考動画 0:09</w:t>
             </w:r>
           </w:p>
           <w:p>
@@ -2801,22 +2911,7 @@
                 <w:sz w:val="20"/>
                 <w:szCs w:val="20"/>
               </w:rPr>
-              <w:t xml:space="preserve">セリフ:一度開拓したお客さんは、定期的に回収に行く取引先になります</w:t>
-            </w:r>
-          </w:p>
-          <w:p>
-            <w:pPr>
-              <w:spacing w:after="40" w:before="0" w:line="280"/>
-            </w:pPr>
-            <w:r>
-              <w:rPr>
-                <w:rFonts w:ascii="Noto Sans CJK JP" w:cs="Noto Sans CJK JP" w:eastAsia="Noto Sans CJK JP" w:hAnsi="Noto Sans CJK JP"/>
-                <w:b/>
-                <w:bCs/>
-                <w:sz w:val="22"/>
-                <w:szCs w:val="22"/>
-              </w:rPr>
-              <w:t xml:space="preserve">テロップ:開拓が、積み上がる</w:t>
+              <w:t xml:space="preserve">セリフ:同じ会社の、別の拠点を紹介されることも多いです</w:t>
             </w:r>
           </w:p>
         </w:tc>
@@ -2848,7 +2943,7 @@
                 <w:sz w:val="24"/>
                 <w:szCs w:val="24"/>
               </w:rPr>
-              <w:t xml:space="preserve">3 秒</w:t>
+              <w:t xml:space="preserve">2 秒</w:t>
             </w:r>
           </w:p>
           <w:p>
@@ -2874,7 +2969,7 @@
                 <w:sz w:val="18"/>
                 <w:szCs w:val="18"/>
               </w:rPr>
-              <w:t xml:space="preserve">〜0:19</w:t>
+              <w:t xml:space="preserve">〜0:18</w:t>
             </w:r>
           </w:p>
           <w:p>
@@ -2902,7 +2997,7 @@
                 <w:sz w:val="18"/>
                 <w:szCs w:val="18"/>
               </w:rPr>
-              <w:t xml:space="preserve">0:19</w:t>
+              <w:t xml:space="preserve">0:18</w:t>
             </w:r>
           </w:p>
         </w:tc>
@@ -3032,7 +3127,7 @@
                 <w:sz w:val="20"/>
                 <w:szCs w:val="20"/>
               </w:rPr>
-              <w:t xml:space="preserve">場所:トラックの前</w:t>
+              <w:t xml:space="preserve">場所:本社の中(白い壁の前)</w:t>
             </w:r>
           </w:p>
           <w:p>
@@ -3045,7 +3140,7 @@
                 <w:sz w:val="20"/>
                 <w:szCs w:val="20"/>
               </w:rPr>
-              <w:t xml:space="preserve">回収のトラックを手で示す。</w:t>
+              <w:t xml:space="preserve">大きな数字を背に立つ。</w:t>
             </w:r>
           </w:p>
           <w:p>
@@ -3059,7 +3154,7 @@
                 <w:sz w:val="18"/>
                 <w:szCs w:val="18"/>
               </w:rPr>
-              <w:t xml:space="preserve">参考動画 0:16</w:t>
+              <w:t xml:space="preserve">参考動画 0:14</w:t>
             </w:r>
           </w:p>
           <w:p>
@@ -3089,7 +3184,37 @@
                 <w:sz w:val="20"/>
                 <w:szCs w:val="20"/>
               </w:rPr>
-              <w:t xml:space="preserve">セリフ:回収は専任のドライバーチームが担当。営業は商談に集中できます</w:t>
+              <w:t xml:space="preserve">セリフ:取引実績は3,000社以上</w:t>
+            </w:r>
+          </w:p>
+          <w:p>
+            <w:pPr>
+              <w:spacing w:after="40" w:before="0" w:line="280"/>
+            </w:pPr>
+            <w:r>
+              <w:rPr>
+                <w:rFonts w:ascii="Noto Sans CJK JP" w:cs="Noto Sans CJK JP" w:eastAsia="Noto Sans CJK JP" w:hAnsi="Noto Sans CJK JP"/>
+                <w:b/>
+                <w:bCs/>
+                <w:sz w:val="22"/>
+                <w:szCs w:val="22"/>
+              </w:rPr>
+              <w:t xml:space="preserve">テロップ:取引実績 3,000社以上</w:t>
+            </w:r>
+          </w:p>
+          <w:p>
+            <w:pPr>
+              <w:spacing w:after="40" w:before="0" w:line="280"/>
+            </w:pPr>
+            <w:r>
+              <w:rPr>
+                <w:rFonts w:ascii="Noto Sans CJK JP" w:cs="Noto Sans CJK JP" w:eastAsia="Noto Sans CJK JP" w:hAnsi="Noto Sans CJK JP"/>
+                <w:b w:val="false"/>
+                <w:bCs w:val="false"/>
+                <w:sz w:val="20"/>
+                <w:szCs w:val="20"/>
+              </w:rPr>
+              <w:t xml:space="preserve">テロップ:物流資材リサイクル率 全国シェア13.2%(自社調べ)</w:t>
             </w:r>
           </w:p>
         </w:tc>
@@ -3134,7 +3259,7 @@
                 <w:sz w:val="18"/>
                 <w:szCs w:val="18"/>
               </w:rPr>
-              <w:t xml:space="preserve">0:19</w:t>
+              <w:t xml:space="preserve">0:18</w:t>
             </w:r>
           </w:p>
           <w:p>
@@ -3147,7 +3272,7 @@
                 <w:sz w:val="18"/>
                 <w:szCs w:val="18"/>
               </w:rPr>
-              <w:t xml:space="preserve">〜0:22</w:t>
+              <w:t xml:space="preserve">〜0:21</w:t>
             </w:r>
           </w:p>
           <w:p>
@@ -3175,7 +3300,7 @@
                 <w:sz w:val="18"/>
                 <w:szCs w:val="18"/>
               </w:rPr>
-              <w:t xml:space="preserve">0:22</w:t>
+              <w:t xml:space="preserve">0:21</w:t>
             </w:r>
           </w:p>
         </w:tc>
@@ -3318,7 +3443,7 @@
                 <w:sz w:val="20"/>
                 <w:szCs w:val="20"/>
               </w:rPr>
-              <w:t xml:space="preserve">社員Cに切りかえ。</w:t>
+              <w:t xml:space="preserve">地図を指でなぞる身ぶり。</w:t>
             </w:r>
           </w:p>
           <w:p>
@@ -3332,7 +3457,7 @@
                 <w:sz w:val="18"/>
                 <w:szCs w:val="18"/>
               </w:rPr>
-              <w:t xml:space="preserve">参考動画 0:20</w:t>
+              <w:t xml:space="preserve">参考動画 0:16</w:t>
             </w:r>
           </w:p>
           <w:p>
@@ -3362,22 +3487,7 @@
                 <w:sz w:val="20"/>
                 <w:szCs w:val="20"/>
               </w:rPr>
-              <w:t xml:space="preserve">セリフ:取引実績は3,000社以上</w:t>
-            </w:r>
-          </w:p>
-          <w:p>
-            <w:pPr>
-              <w:spacing w:after="40" w:before="0" w:line="280"/>
-            </w:pPr>
-            <w:r>
-              <w:rPr>
-                <w:rFonts w:ascii="Noto Sans CJK JP" w:cs="Noto Sans CJK JP" w:eastAsia="Noto Sans CJK JP" w:hAnsi="Noto Sans CJK JP"/>
-                <w:b/>
-                <w:bCs/>
-                <w:sz w:val="22"/>
-                <w:szCs w:val="22"/>
-              </w:rPr>
-              <w:t xml:space="preserve">テロップ:取引実績3,000社以上</w:t>
+              <w:t xml:space="preserve">セリフ:仙台から九州まで対応できる同業は、ほとんどいません</w:t>
             </w:r>
           </w:p>
         </w:tc>
@@ -3422,7 +3532,7 @@
                 <w:sz w:val="18"/>
                 <w:szCs w:val="18"/>
               </w:rPr>
-              <w:t xml:space="preserve">0:22</w:t>
+              <w:t xml:space="preserve">0:21</w:t>
             </w:r>
           </w:p>
           <w:p>
@@ -3435,7 +3545,7 @@
                 <w:sz w:val="18"/>
                 <w:szCs w:val="18"/>
               </w:rPr>
-              <w:t xml:space="preserve">〜0:25</w:t>
+              <w:t xml:space="preserve">〜0:24</w:t>
             </w:r>
           </w:p>
           <w:p>
@@ -3463,7 +3573,7 @@
                 <w:sz w:val="18"/>
                 <w:szCs w:val="18"/>
               </w:rPr>
-              <w:t xml:space="preserve">0:25</w:t>
+              <w:t xml:space="preserve">0:24</w:t>
             </w:r>
           </w:p>
         </w:tc>
@@ -3483,7 +3593,7 @@
           <w:sz w:val="22"/>
           <w:szCs w:val="22"/>
         </w:rPr>
-        <w:t xml:space="preserve">企画001 「売る」じゃなくて「買い取る」営業 C-10〜C-12</w:t>
+        <w:t xml:space="preserve">企画001 営業なのに、お金を払う側です C-10〜C-12</w:t>
       </w:r>
     </w:p>
     <w:tbl>
@@ -3732,7 +3842,7 @@
                 <w:sz w:val="20"/>
                 <w:szCs w:val="20"/>
               </w:rPr>
-              <w:t xml:space="preserve">場所:本社の中</w:t>
+              <w:t xml:space="preserve">場所:本社の中(白い壁の前)</w:t>
             </w:r>
           </w:p>
           <w:p>
@@ -3745,7 +3855,7 @@
                 <w:sz w:val="20"/>
                 <w:szCs w:val="20"/>
               </w:rPr>
-              <w:t xml:space="preserve">カレンダーを指さす。</w:t>
+              <w:t xml:space="preserve">指で数を示す。</w:t>
             </w:r>
           </w:p>
           <w:p>
@@ -3759,7 +3869,7 @@
                 <w:sz w:val="18"/>
                 <w:szCs w:val="18"/>
               </w:rPr>
-              <w:t xml:space="preserve">参考動画 0:22</w:t>
+              <w:t xml:space="preserve">参考動画 0:12</w:t>
             </w:r>
           </w:p>
           <w:p>
@@ -3789,7 +3899,7 @@
                 <w:sz w:val="20"/>
                 <w:szCs w:val="20"/>
               </w:rPr>
-              <w:t xml:space="preserve">セリフ:土日祝休みで、年間休日は123日</w:t>
+              <w:t xml:space="preserve">セリフ:休みは土日祝。年間123日</w:t>
             </w:r>
           </w:p>
           <w:p>
@@ -3804,7 +3914,7 @@
                 <w:sz w:val="22"/>
                 <w:szCs w:val="22"/>
               </w:rPr>
-              <w:t xml:space="preserve">テロップ:土日祝休み/年間休日123日</w:t>
+              <w:t xml:space="preserve">テロップ:年間休日 123日</w:t>
             </w:r>
           </w:p>
         </w:tc>
@@ -3849,7 +3959,7 @@
                 <w:sz w:val="18"/>
                 <w:szCs w:val="18"/>
               </w:rPr>
-              <w:t xml:space="preserve">0:25</w:t>
+              <w:t xml:space="preserve">0:24</w:t>
             </w:r>
           </w:p>
           <w:p>
@@ -3862,7 +3972,7 @@
                 <w:sz w:val="18"/>
                 <w:szCs w:val="18"/>
               </w:rPr>
-              <w:t xml:space="preserve">〜0:28</w:t>
+              <w:t xml:space="preserve">〜0:27</w:t>
             </w:r>
           </w:p>
           <w:p>
@@ -3890,7 +4000,7 @@
                 <w:sz w:val="18"/>
                 <w:szCs w:val="18"/>
               </w:rPr>
-              <w:t xml:space="preserve">0:28</w:t>
+              <w:t xml:space="preserve">0:27</w:t>
             </w:r>
           </w:p>
         </w:tc>
@@ -4020,7 +4130,7 @@
                 <w:sz w:val="20"/>
                 <w:szCs w:val="20"/>
               </w:rPr>
-              <w:t xml:space="preserve">場所:本社の前</w:t>
+              <w:t xml:space="preserve">場所:本社の中(白い壁の前)</w:t>
             </w:r>
           </w:p>
           <w:p>
@@ -4033,7 +4143,7 @@
                 <w:sz w:val="20"/>
                 <w:szCs w:val="20"/>
               </w:rPr>
-              <w:t xml:space="preserve">社員Aに戻る。</w:t>
+              <w:t xml:space="preserve">腕を組む。</w:t>
             </w:r>
           </w:p>
           <w:p>
@@ -4047,7 +4157,7 @@
                 <w:sz w:val="18"/>
                 <w:szCs w:val="18"/>
               </w:rPr>
-              <w:t xml:space="preserve">参考動画 0:08</w:t>
+              <w:t xml:space="preserve">参考動画 0:17</w:t>
             </w:r>
           </w:p>
           <w:p>
@@ -4077,7 +4187,22 @@
                 <w:sz w:val="20"/>
                 <w:szCs w:val="20"/>
               </w:rPr>
-              <w:t xml:space="preserve">セリフ:月給は25万円以上。経験と能力で決めます</w:t>
+              <w:t xml:space="preserve">セリフ:月給25万円以上。賞与は年1回</w:t>
+            </w:r>
+          </w:p>
+          <w:p>
+            <w:pPr>
+              <w:spacing w:after="40" w:before="0" w:line="280"/>
+            </w:pPr>
+            <w:r>
+              <w:rPr>
+                <w:rFonts w:ascii="Noto Sans CJK JP" w:cs="Noto Sans CJK JP" w:eastAsia="Noto Sans CJK JP" w:hAnsi="Noto Sans CJK JP"/>
+                <w:b/>
+                <w:bCs/>
+                <w:sz w:val="22"/>
+                <w:szCs w:val="22"/>
+              </w:rPr>
+              <w:t xml:space="preserve">テロップ:月給25万円以上</w:t>
             </w:r>
           </w:p>
         </w:tc>
@@ -4122,7 +4247,7 @@
                 <w:sz w:val="18"/>
                 <w:szCs w:val="18"/>
               </w:rPr>
-              <w:t xml:space="preserve">0:28</w:t>
+              <w:t xml:space="preserve">0:27</w:t>
             </w:r>
           </w:p>
           <w:p>
@@ -4135,7 +4260,7 @@
                 <w:sz w:val="18"/>
                 <w:szCs w:val="18"/>
               </w:rPr>
-              <w:t xml:space="preserve">〜0:31</w:t>
+              <w:t xml:space="preserve">〜0:30</w:t>
             </w:r>
           </w:p>
           <w:p>
@@ -4163,7 +4288,7 @@
                 <w:sz w:val="18"/>
                 <w:szCs w:val="18"/>
               </w:rPr>
-              <w:t xml:space="preserve">0:31</w:t>
+              <w:t xml:space="preserve">0:30</w:t>
             </w:r>
           </w:p>
         </w:tc>
@@ -4293,7 +4418,7 @@
                 <w:sz w:val="20"/>
                 <w:szCs w:val="20"/>
               </w:rPr>
-              <w:t xml:space="preserve">場所:本社の前</w:t>
+              <w:t xml:space="preserve">場所:本社の会議スペース</w:t>
             </w:r>
           </w:p>
           <w:p>
@@ -4306,7 +4431,7 @@
                 <w:sz w:val="20"/>
                 <w:szCs w:val="20"/>
               </w:rPr>
-              <w:t xml:space="preserve">3人並んで、手を振る。</w:t>
+              <w:t xml:space="preserve">いすに座って、カメラを指さす。</w:t>
             </w:r>
           </w:p>
           <w:p>
@@ -4320,7 +4445,7 @@
                 <w:sz w:val="18"/>
                 <w:szCs w:val="18"/>
               </w:rPr>
-              <w:t xml:space="preserve">参考動画 0:30</w:t>
+              <w:t xml:space="preserve">参考動画 0:24</w:t>
             </w:r>
           </w:p>
           <w:p>
@@ -4350,7 +4475,7 @@
                 <w:sz w:val="22"/>
                 <w:szCs w:val="22"/>
               </w:rPr>
-              <w:t xml:space="preserve">セリフ:ちょっとでも興味があれば、プロフィールのリンクから!</w:t>
+              <w:t xml:space="preserve">セリフ:営業経験があれば、業界は問いません。プロフィールのリンクから!</w:t>
             </w:r>
           </w:p>
         </w:tc>
@@ -4395,7 +4520,7 @@
                 <w:sz w:val="18"/>
                 <w:szCs w:val="18"/>
               </w:rPr>
-              <w:t xml:space="preserve">0:31</w:t>
+              <w:t xml:space="preserve">0:30</w:t>
             </w:r>
           </w:p>
           <w:p>
@@ -4408,7 +4533,7 @@
                 <w:sz w:val="18"/>
                 <w:szCs w:val="18"/>
               </w:rPr>
-              <w:t xml:space="preserve">〜0:34</w:t>
+              <w:t xml:space="preserve">〜0:33</w:t>
             </w:r>
           </w:p>
           <w:p>
@@ -4436,7 +4561,7 @@
                 <w:sz w:val="18"/>
                 <w:szCs w:val="18"/>
               </w:rPr>
-              <w:t xml:space="preserve">0:34</w:t>
+              <w:t xml:space="preserve">0:33</w:t>
             </w:r>
           </w:p>
         </w:tc>

--- a/kikakusho/kikakusho-project/clients/新日本リプラス/out/絵コンテ_企画001_求人訴求_営業_新日本リプラス.docx
+++ b/kikakusho/kikakusho-project/clients/新日本リプラス/out/絵コンテ_企画001_求人訴求_営業_新日本リプラス.docx
@@ -492,7 +492,7 @@
           <w:sz w:val="20"/>
           <w:szCs w:val="20"/>
         </w:rPr>
-        <w:t xml:space="preserve">C-11　月給25万円以上。賞与は年1回</w:t>
+        <w:t xml:space="preserve">C-11　月給25万円以上。賞与は年1回(要検討)</w:t>
       </w:r>
     </w:p>
     <w:p>
@@ -505,7 +505,7 @@
           <w:sz w:val="20"/>
           <w:szCs w:val="20"/>
         </w:rPr>
-        <w:t xml:space="preserve">C-11　テロップ:月給25万円以上</w:t>
+        <w:t xml:space="preserve">C-11　テロップ:月給25万円以上(要検討)</w:t>
       </w:r>
     </w:p>
     <w:p>
@@ -518,7 +518,7 @@
           <w:sz w:val="20"/>
           <w:szCs w:val="20"/>
         </w:rPr>
-        <w:t xml:space="preserve">C-12　営業経験があれば、業界は問いません。プロフィールのリンクから!</w:t>
+        <w:t xml:space="preserve">C-12　営業経験があれば、業界も商材も問いません。プロフィールのリンクから!</w:t>
       </w:r>
     </w:p>
     <w:p>
@@ -613,6 +613,32 @@
           <w:szCs w:val="19"/>
         </w:rPr>
         <w:t xml:space="preserve">・「仙台から九州まで対応できる同業はほとんどない」は原稿の表現。言ってよいか確認。</w:t>
+      </w:r>
+    </w:p>
+    <w:p>
+      <w:pPr>
+        <w:spacing w:after="40" w:before="0" w:line="260"/>
+      </w:pPr>
+      <w:r>
+        <w:rPr>
+          <w:rFonts w:ascii="Noto Sans CJK JP" w:cs="Noto Sans CJK JP" w:eastAsia="Noto Sans CJK JP" w:hAnsi="Noto Sans CJK JP"/>
+          <w:sz w:val="19"/>
+          <w:szCs w:val="19"/>
+        </w:rPr>
+        <w:t xml:space="preserve">・【要検討】C-11の給与(月給25万円以上)を動画で言うか。言わない場合は、C-11を休みや研修の話に差し替える。</w:t>
+      </w:r>
+    </w:p>
+    <w:p>
+      <w:pPr>
+        <w:spacing w:after="40" w:before="0" w:line="260"/>
+      </w:pPr>
+      <w:r>
+        <w:rPr>
+          <w:rFonts w:ascii="Noto Sans CJK JP" w:cs="Noto Sans CJK JP" w:eastAsia="Noto Sans CJK JP" w:hAnsi="Noto Sans CJK JP"/>
+          <w:sz w:val="19"/>
+          <w:szCs w:val="19"/>
+        </w:rPr>
+        <w:t xml:space="preserve">・営業は営業経験が必須(業界・商材・年数は不問)。未経験は応募不可なので「未経験OK」とは言わない。</w:t>
       </w:r>
     </w:p>
     <w:p>
@@ -4187,7 +4213,7 @@
                 <w:sz w:val="20"/>
                 <w:szCs w:val="20"/>
               </w:rPr>
-              <w:t xml:space="preserve">セリフ:月給25万円以上。賞与は年1回</w:t>
+              <w:t xml:space="preserve">セリフ:月給25万円以上。賞与は年1回(要検討)</w:t>
             </w:r>
           </w:p>
           <w:p>
@@ -4202,7 +4228,7 @@
                 <w:sz w:val="22"/>
                 <w:szCs w:val="22"/>
               </w:rPr>
-              <w:t xml:space="preserve">テロップ:月給25万円以上</w:t>
+              <w:t xml:space="preserve">テロップ:月給25万円以上(要検討)</w:t>
             </w:r>
           </w:p>
         </w:tc>
@@ -4475,7 +4501,7 @@
                 <w:sz w:val="22"/>
                 <w:szCs w:val="22"/>
               </w:rPr>
-              <w:t xml:space="preserve">セリフ:営業経験があれば、業界は問いません。プロフィールのリンクから!</w:t>
+              <w:t xml:space="preserve">セリフ:営業経験があれば、業界も商材も問いません。プロフィールのリンクから!</w:t>
             </w:r>
           </w:p>
         </w:tc>
